--- a/output/docx/ru/BUFRCREX_TableB_ru_11.docx
+++ b/output/docx/ru/BUFRCREX_TableB_ru_11.docx
@@ -3321,7 +3321,7 @@
                 <w:b w:val="0"/>
                 <w:sz w:val="16"/>
               </w:rPr>
-              <w:t>Note 147: Коэффициент постоянства (дескриптор 0 11 019) — это отношение скорости среднемесячного вектора ветра к скорости среднемесячного скалярного ветра, выраженное в процентах. Оно сообщается в виде ближайшего целого процента.</w:t>
+              <w:t>Note B147: Коэффициент постоянства (дескриптор 0 11 019) — это отношение скорости среднемесячного вектора ветра к скорости среднемесячного скалярного ветра, выраженное в процентах. Оно сообщается в виде ближайшего целого процента.</w:t>
             </w:r>
           </w:p>
         </w:tc>
@@ -15531,7 +15531,7 @@
           <w:i/>
           <w:sz w:val="14"/>
         </w:rPr>
-        <w:t>Note 64: Для компонент w, направленных вниз, следует выделять положительные значения с единицами измерения в Па·с-1.</w:t>
+        <w:t>Note B64: Для компонент w, направленных вниз, следует выделять положительные значения с единицами измерения в Па·с-1.</w:t>
       </w:r>
     </w:p>
     <w:p>
@@ -15541,7 +15541,7 @@
           <w:i/>
           <w:sz w:val="14"/>
         </w:rPr>
-        <w:t>Note 123: Для компонент v, направленных с юга на север, следует выделять положительные значения.</w:t>
+        <w:t>Note B123: Для компонент v, направленных с юга на север, следует выделять положительные значения.</w:t>
       </w:r>
     </w:p>
     <w:p>
@@ -15551,7 +15551,7 @@
           <w:i/>
           <w:sz w:val="14"/>
         </w:rPr>
-        <w:t>Note 126: Направление приземного ветра, измеренное на станции в пределах 1° от Северного полюса или в пределах 1° от Южного полюса, следует сообщать таким образом, чтобы азимутальный круг был выровнен с нулем прибора, соответствуя 0° по Гринвичскому меридиану.</w:t>
+        <w:t>Note B126: Направление приземного ветра, измеренное на станции в пределах 1° от Северного полюса или в пределах 1° от Южного полюса, следует сообщать таким образом, чтобы азимутальный круг был выровнен с нулем прибора, соответствуя 0° по Гринвичскому меридиану.</w:t>
       </w:r>
     </w:p>
     <w:p>
@@ -15561,7 +15561,7 @@
           <w:i/>
           <w:sz w:val="14"/>
         </w:rPr>
-        <w:t>Note 161: Для компонент w, направленных вверх, следует выделять положительные значения с единицами измерения в м·с-1.</w:t>
+        <w:t>Note B161: Для компонент w, направленных вверх, следует выделять положительные значения с единицами измерения в м·с-1.</w:t>
       </w:r>
     </w:p>
     <w:p>
@@ -15571,7 +15571,7 @@
           <w:i/>
           <w:sz w:val="14"/>
         </w:rPr>
-        <w:t>Note 167: Для компонент u, направленных с запада на восток, следует выделять положительные значения.</w:t>
+        <w:t>Note B167: Для компонент u, направленных с запада на восток, следует выделять положительные значения.</w:t>
       </w:r>
     </w:p>
     <w:p>
@@ -15581,7 +15581,7 @@
           <w:i/>
           <w:sz w:val="14"/>
         </w:rPr>
-        <w:t>Note 180: Стандарты сообщения о ветровых волнах и волнении: Наблюдения Скорость Направление; Нет наблюдений Отсутствует Отсутствует; Штиль 0 0; Обычное наблюдение &gt;0 1–360; Только скорость &gt;0 Отсутствует; Только направление Отсутствует 1–360; «Легкий и переменный» &gt;0 0</w:t>
+        <w:t>Note B180: Стандарты сообщения о ветровых волнах и волнении: Наблюдения Скорость Направление; Нет наблюдений Отсутствует Отсутствует; Штиль 0 0; Обычное наблюдение &gt;0 1–360; Только скорость &gt;0 Отсутствует; Только направление Отсутствует 1–360; «Легкий и переменный» &gt;0 0</w:t>
       </w:r>
     </w:p>
     <w:sectPr>
